--- a/stimuli/Questions.docx
+++ b/stimuli/Questions.docx
@@ -26,31 +26,7 @@
           <w:szCs w:val="24"/>
           <w14:ligatures w14:val="none"/>
         </w:rPr>
-        <w:t xml:space="preserve">Question 1 </w:t>
-      </w:r>
-      <w:r>
-        <w:rPr>
-          <w:rFonts w:ascii="Aptos" w:eastAsia="Times New Roman" w:hAnsi="Aptos" w:cs="Segoe UI"/>
-          <w:b/>
-          <w:bCs/>
-          <w:color w:val="000000"/>
-          <w:kern w:val="0"/>
-          <w:szCs w:val="24"/>
-          <w14:ligatures w14:val="none"/>
-        </w:rPr>
-        <w:t xml:space="preserve"> </w:t>
-      </w:r>
-      <w:r>
-        <w:rPr>
-          <w:rFonts w:ascii="Aptos" w:eastAsia="Times New Roman" w:hAnsi="Aptos" w:cs="Segoe UI"/>
-          <w:b/>
-          <w:bCs/>
-          <w:color w:val="000000"/>
-          <w:kern w:val="0"/>
-          <w:szCs w:val="24"/>
-          <w14:ligatures w14:val="none"/>
-        </w:rPr>
-        <w:t>(plausibility)</w:t>
+        <w:t>Question 1  (plausibility)</w:t>
       </w:r>
     </w:p>
     <w:p>
@@ -137,6 +113,441 @@
           <w:szCs w:val="24"/>
           <w14:ligatures w14:val="none"/>
         </w:rPr>
+        <w:t xml:space="preserve"> (mental states)</w:t>
+      </w:r>
+    </w:p>
+    <w:p>
+      <w:pPr>
+        <w:shd w:val="clear" w:color="auto" w:fill="FFFFFF"/>
+        <w:textAlignment w:val="baseline"/>
+        <w:rPr>
+          <w:rFonts w:ascii="Aptos" w:eastAsia="Times New Roman" w:hAnsi="Aptos" w:cs="Segoe UI"/>
+          <w:color w:val="000000"/>
+          <w:kern w:val="0"/>
+          <w:szCs w:val="24"/>
+          <w14:ligatures w14:val="none"/>
+        </w:rPr>
+      </w:pPr>
+      <w:r>
+        <w:rPr>
+          <w:rFonts w:ascii="Aptos" w:eastAsia="Times New Roman" w:hAnsi="Aptos" w:cs="Segoe UI"/>
+          <w:color w:val="000000"/>
+          <w:kern w:val="0"/>
+          <w:szCs w:val="24"/>
+          <w14:ligatures w14:val="none"/>
+        </w:rPr>
+        <w:t xml:space="preserve">How much does the sentence make you think of other people’s experiences, thoughts, beliefs, desires, and/or emotions? </w:t>
+      </w:r>
+    </w:p>
+    <w:p>
+      <w:pPr>
+        <w:shd w:val="clear" w:color="auto" w:fill="FFFFFF"/>
+        <w:textAlignment w:val="baseline"/>
+        <w:rPr>
+          <w:rFonts w:ascii="Aptos" w:eastAsia="Times New Roman" w:hAnsi="Aptos" w:cs="Segoe UI"/>
+          <w:color w:val="000000"/>
+          <w:kern w:val="0"/>
+          <w:szCs w:val="24"/>
+          <w14:ligatures w14:val="none"/>
+        </w:rPr>
+      </w:pPr>
+    </w:p>
+    <w:p>
+      <w:pPr>
+        <w:shd w:val="clear" w:color="auto" w:fill="FFFFFF"/>
+        <w:textAlignment w:val="baseline"/>
+        <w:rPr>
+          <w:rFonts w:ascii="Aptos" w:eastAsia="Times New Roman" w:hAnsi="Aptos" w:cs="Segoe UI"/>
+          <w:b/>
+          <w:bCs/>
+          <w:color w:val="000000"/>
+          <w:kern w:val="0"/>
+          <w:szCs w:val="24"/>
+          <w14:ligatures w14:val="none"/>
+        </w:rPr>
+      </w:pPr>
+      <w:r>
+        <w:rPr>
+          <w:rFonts w:ascii="Aptos" w:eastAsia="Times New Roman" w:hAnsi="Aptos" w:cs="Segoe UI"/>
+          <w:b/>
+          <w:bCs/>
+          <w:color w:val="000000"/>
+          <w:kern w:val="0"/>
+          <w:szCs w:val="24"/>
+          <w14:ligatures w14:val="none"/>
+        </w:rPr>
+        <w:t xml:space="preserve">Question </w:t>
+      </w:r>
+      <w:r>
+        <w:rPr>
+          <w:rFonts w:ascii="Aptos" w:eastAsia="Times New Roman" w:hAnsi="Aptos" w:cs="Segoe UI"/>
+          <w:b/>
+          <w:bCs/>
+          <w:color w:val="000000"/>
+          <w:kern w:val="0"/>
+          <w:szCs w:val="24"/>
+          <w14:ligatures w14:val="none"/>
+        </w:rPr>
+        <w:t xml:space="preserve">3 </w:t>
+      </w:r>
+      <w:r>
+        <w:rPr>
+          <w:rFonts w:ascii="Aptos" w:eastAsia="Times New Roman" w:hAnsi="Aptos" w:cs="Segoe UI"/>
+          <w:b/>
+          <w:bCs/>
+          <w:color w:val="000000"/>
+          <w:kern w:val="0"/>
+          <w:szCs w:val="24"/>
+          <w14:ligatures w14:val="none"/>
+        </w:rPr>
+        <w:t xml:space="preserve"> (physical states)</w:t>
+      </w:r>
+    </w:p>
+    <w:p>
+      <w:pPr>
+        <w:shd w:val="clear" w:color="auto" w:fill="FFFFFF"/>
+        <w:textAlignment w:val="baseline"/>
+        <w:rPr>
+          <w:rFonts w:ascii="Aptos" w:eastAsia="Times New Roman" w:hAnsi="Aptos" w:cs="Segoe UI"/>
+          <w:color w:val="000000"/>
+          <w:kern w:val="0"/>
+          <w:szCs w:val="24"/>
+          <w14:ligatures w14:val="none"/>
+        </w:rPr>
+      </w:pPr>
+      <w:r>
+        <w:rPr>
+          <w:rFonts w:ascii="Aptos" w:eastAsia="Times New Roman" w:hAnsi="Aptos" w:cs="Segoe UI"/>
+          <w:color w:val="000000"/>
+          <w:kern w:val="0"/>
+          <w:szCs w:val="24"/>
+          <w14:ligatures w14:val="none"/>
+        </w:rPr>
+        <w:t xml:space="preserve">How much does the sentence make you think of physical objects and/or physical causal interactions? </w:t>
+      </w:r>
+    </w:p>
+    <w:p>
+      <w:pPr>
+        <w:shd w:val="clear" w:color="auto" w:fill="FFFFFF"/>
+        <w:textAlignment w:val="baseline"/>
+        <w:rPr>
+          <w:rFonts w:ascii="Aptos" w:eastAsia="Times New Roman" w:hAnsi="Aptos" w:cs="Segoe UI"/>
+          <w:color w:val="000000"/>
+          <w:kern w:val="0"/>
+          <w:szCs w:val="24"/>
+          <w14:ligatures w14:val="none"/>
+        </w:rPr>
+      </w:pPr>
+    </w:p>
+    <w:p>
+      <w:pPr>
+        <w:shd w:val="clear" w:color="auto" w:fill="FFFFFF"/>
+        <w:textAlignment w:val="baseline"/>
+        <w:rPr>
+          <w:rFonts w:ascii="Aptos" w:eastAsia="Times New Roman" w:hAnsi="Aptos" w:cs="Segoe UI"/>
+          <w:b/>
+          <w:bCs/>
+          <w:color w:val="000000"/>
+          <w:kern w:val="0"/>
+          <w:szCs w:val="24"/>
+          <w14:ligatures w14:val="none"/>
+        </w:rPr>
+      </w:pPr>
+      <w:r>
+        <w:rPr>
+          <w:rFonts w:ascii="Aptos" w:eastAsia="Times New Roman" w:hAnsi="Aptos" w:cs="Segoe UI"/>
+          <w:b/>
+          <w:bCs/>
+          <w:color w:val="000000"/>
+          <w:kern w:val="0"/>
+          <w:szCs w:val="24"/>
+          <w14:ligatures w14:val="none"/>
+        </w:rPr>
+        <w:t xml:space="preserve">Question </w:t>
+      </w:r>
+      <w:r>
+        <w:rPr>
+          <w:rFonts w:ascii="Aptos" w:eastAsia="Times New Roman" w:hAnsi="Aptos" w:cs="Segoe UI"/>
+          <w:b/>
+          <w:bCs/>
+          <w:color w:val="000000"/>
+          <w:kern w:val="0"/>
+          <w:szCs w:val="24"/>
+          <w14:ligatures w14:val="none"/>
+        </w:rPr>
+        <w:t>4</w:t>
+      </w:r>
+      <w:r>
+        <w:rPr>
+          <w:rFonts w:ascii="Aptos" w:eastAsia="Times New Roman" w:hAnsi="Aptos" w:cs="Segoe UI"/>
+          <w:b/>
+          <w:bCs/>
+          <w:color w:val="000000"/>
+          <w:kern w:val="0"/>
+          <w:szCs w:val="24"/>
+          <w14:ligatures w14:val="none"/>
+        </w:rPr>
+        <w:t xml:space="preserve"> (places)</w:t>
+      </w:r>
+    </w:p>
+    <w:p>
+      <w:pPr>
+        <w:shd w:val="clear" w:color="auto" w:fill="FFFFFF"/>
+        <w:textAlignment w:val="baseline"/>
+        <w:rPr>
+          <w:rFonts w:ascii="Aptos" w:eastAsia="Times New Roman" w:hAnsi="Aptos" w:cs="Segoe UI"/>
+          <w:color w:val="000000"/>
+          <w:kern w:val="0"/>
+          <w:szCs w:val="24"/>
+          <w14:ligatures w14:val="none"/>
+        </w:rPr>
+      </w:pPr>
+      <w:r>
+        <w:rPr>
+          <w:rFonts w:ascii="Aptos" w:eastAsia="Times New Roman" w:hAnsi="Aptos" w:cs="Segoe UI"/>
+          <w:color w:val="000000"/>
+          <w:kern w:val="0"/>
+          <w:szCs w:val="24"/>
+          <w14:ligatures w14:val="none"/>
+        </w:rPr>
+        <w:t xml:space="preserve">How much does the sentence make you think of places, natural scenes and/or environments? </w:t>
+      </w:r>
+    </w:p>
+    <w:p>
+      <w:pPr>
+        <w:shd w:val="clear" w:color="auto" w:fill="FFFFFF"/>
+        <w:textAlignment w:val="baseline"/>
+        <w:rPr>
+          <w:rFonts w:ascii="Aptos" w:eastAsia="Times New Roman" w:hAnsi="Aptos" w:cs="Segoe UI"/>
+          <w:color w:val="000000"/>
+          <w:kern w:val="0"/>
+          <w:szCs w:val="24"/>
+          <w14:ligatures w14:val="none"/>
+        </w:rPr>
+      </w:pPr>
+    </w:p>
+    <w:p>
+      <w:pPr>
+        <w:shd w:val="clear" w:color="auto" w:fill="FFFFFF"/>
+        <w:textAlignment w:val="baseline"/>
+        <w:rPr>
+          <w:rFonts w:ascii="Aptos" w:eastAsia="Times New Roman" w:hAnsi="Aptos" w:cs="Segoe UI"/>
+          <w:b/>
+          <w:bCs/>
+          <w:color w:val="000000"/>
+          <w:kern w:val="0"/>
+          <w:szCs w:val="24"/>
+          <w14:ligatures w14:val="none"/>
+        </w:rPr>
+      </w:pPr>
+      <w:r>
+        <w:rPr>
+          <w:rFonts w:ascii="Aptos" w:eastAsia="Times New Roman" w:hAnsi="Aptos" w:cs="Segoe UI"/>
+          <w:b/>
+          <w:bCs/>
+          <w:color w:val="000000"/>
+          <w:kern w:val="0"/>
+          <w:szCs w:val="24"/>
+          <w14:ligatures w14:val="none"/>
+        </w:rPr>
+        <w:t xml:space="preserve">Question </w:t>
+      </w:r>
+      <w:r>
+        <w:rPr>
+          <w:rFonts w:ascii="Aptos" w:eastAsia="Times New Roman" w:hAnsi="Aptos" w:cs="Segoe UI"/>
+          <w:b/>
+          <w:bCs/>
+          <w:color w:val="000000"/>
+          <w:kern w:val="0"/>
+          <w:szCs w:val="24"/>
+          <w14:ligatures w14:val="none"/>
+        </w:rPr>
+        <w:t>5</w:t>
+      </w:r>
+      <w:r>
+        <w:rPr>
+          <w:rFonts w:ascii="Aptos" w:eastAsia="Times New Roman" w:hAnsi="Aptos" w:cs="Segoe UI"/>
+          <w:b/>
+          <w:bCs/>
+          <w:color w:val="000000"/>
+          <w:kern w:val="0"/>
+          <w:szCs w:val="24"/>
+          <w14:ligatures w14:val="none"/>
+        </w:rPr>
+        <w:t xml:space="preserve"> (valence)</w:t>
+      </w:r>
+    </w:p>
+    <w:p>
+      <w:pPr>
+        <w:shd w:val="clear" w:color="auto" w:fill="FFFFFF"/>
+        <w:textAlignment w:val="baseline"/>
+        <w:rPr>
+          <w:rFonts w:ascii="Aptos" w:eastAsia="Times New Roman" w:hAnsi="Aptos" w:cs="Segoe UI"/>
+          <w:color w:val="000000"/>
+          <w:kern w:val="0"/>
+          <w:szCs w:val="24"/>
+          <w14:ligatures w14:val="none"/>
+        </w:rPr>
+      </w:pPr>
+      <w:r>
+        <w:rPr>
+          <w:rFonts w:ascii="Aptos" w:eastAsia="Times New Roman" w:hAnsi="Aptos" w:cs="Segoe UI"/>
+          <w:color w:val="000000"/>
+          <w:kern w:val="0"/>
+          <w:szCs w:val="24"/>
+          <w14:ligatures w14:val="none"/>
+        </w:rPr>
+        <w:t xml:space="preserve">How much does the sentence make you feel happy, pleased, content, and/or hopeful? </w:t>
+      </w:r>
+    </w:p>
+    <w:p>
+      <w:pPr>
+        <w:shd w:val="clear" w:color="auto" w:fill="FFFFFF"/>
+        <w:textAlignment w:val="baseline"/>
+        <w:rPr>
+          <w:rFonts w:ascii="Aptos" w:eastAsia="Times New Roman" w:hAnsi="Aptos" w:cs="Segoe UI"/>
+          <w:color w:val="000000"/>
+          <w:kern w:val="0"/>
+          <w:szCs w:val="24"/>
+          <w14:ligatures w14:val="none"/>
+        </w:rPr>
+      </w:pPr>
+    </w:p>
+    <w:p>
+      <w:pPr>
+        <w:shd w:val="clear" w:color="auto" w:fill="FFFFFF"/>
+        <w:textAlignment w:val="baseline"/>
+        <w:rPr>
+          <w:rFonts w:ascii="Aptos" w:eastAsia="Times New Roman" w:hAnsi="Aptos" w:cs="Segoe UI"/>
+          <w:b/>
+          <w:bCs/>
+          <w:color w:val="000000"/>
+          <w:kern w:val="0"/>
+          <w:szCs w:val="24"/>
+          <w14:ligatures w14:val="none"/>
+        </w:rPr>
+      </w:pPr>
+      <w:r>
+        <w:rPr>
+          <w:rFonts w:ascii="Aptos" w:eastAsia="Times New Roman" w:hAnsi="Aptos" w:cs="Segoe UI"/>
+          <w:b/>
+          <w:bCs/>
+          <w:color w:val="000000"/>
+          <w:kern w:val="0"/>
+          <w:szCs w:val="24"/>
+          <w14:ligatures w14:val="none"/>
+        </w:rPr>
+        <w:t xml:space="preserve">Question </w:t>
+      </w:r>
+      <w:r>
+        <w:rPr>
+          <w:rFonts w:ascii="Aptos" w:eastAsia="Times New Roman" w:hAnsi="Aptos" w:cs="Segoe UI"/>
+          <w:b/>
+          <w:bCs/>
+          <w:color w:val="000000"/>
+          <w:kern w:val="0"/>
+          <w:szCs w:val="24"/>
+          <w14:ligatures w14:val="none"/>
+        </w:rPr>
+        <w:t xml:space="preserve">6 </w:t>
+      </w:r>
+      <w:r>
+        <w:rPr>
+          <w:rFonts w:ascii="Aptos" w:eastAsia="Times New Roman" w:hAnsi="Aptos" w:cs="Segoe UI"/>
+          <w:b/>
+          <w:bCs/>
+          <w:color w:val="000000"/>
+          <w:kern w:val="0"/>
+          <w:szCs w:val="24"/>
+          <w14:ligatures w14:val="none"/>
+        </w:rPr>
+        <w:t>(arousal)</w:t>
+      </w:r>
+    </w:p>
+    <w:p>
+      <w:pPr>
+        <w:shd w:val="clear" w:color="auto" w:fill="FFFFFF"/>
+        <w:textAlignment w:val="baseline"/>
+        <w:rPr>
+          <w:rFonts w:ascii="Aptos" w:eastAsia="Times New Roman" w:hAnsi="Aptos" w:cs="Segoe UI"/>
+          <w:color w:val="000000"/>
+          <w:kern w:val="0"/>
+          <w:szCs w:val="24"/>
+          <w14:ligatures w14:val="none"/>
+        </w:rPr>
+      </w:pPr>
+      <w:r>
+        <w:rPr>
+          <w:rFonts w:ascii="Aptos" w:eastAsia="Times New Roman" w:hAnsi="Aptos" w:cs="Segoe UI"/>
+          <w:color w:val="000000"/>
+          <w:kern w:val="0"/>
+          <w:szCs w:val="24"/>
+          <w14:ligatures w14:val="none"/>
+        </w:rPr>
+        <w:t xml:space="preserve">How much does the sentence make you feel stimulated, excited, frenzied, wide-awake, and/or aroused? </w:t>
+      </w:r>
+    </w:p>
+    <w:p>
+      <w:pPr>
+        <w:shd w:val="clear" w:color="auto" w:fill="FFFFFF"/>
+        <w:textAlignment w:val="baseline"/>
+        <w:rPr>
+          <w:rFonts w:ascii="Aptos" w:eastAsia="Times New Roman" w:hAnsi="Aptos" w:cs="Segoe UI"/>
+          <w:color w:val="000000"/>
+          <w:kern w:val="0"/>
+          <w:szCs w:val="24"/>
+          <w14:ligatures w14:val="none"/>
+        </w:rPr>
+      </w:pPr>
+    </w:p>
+    <w:p>
+      <w:pPr>
+        <w:shd w:val="clear" w:color="auto" w:fill="FFFFFF"/>
+        <w:textAlignment w:val="baseline"/>
+        <w:rPr>
+          <w:rFonts w:ascii="Aptos" w:eastAsia="Times New Roman" w:hAnsi="Aptos" w:cs="Segoe UI"/>
+          <w:b/>
+          <w:bCs/>
+          <w:color w:val="000000"/>
+          <w:kern w:val="0"/>
+          <w:szCs w:val="24"/>
+          <w14:ligatures w14:val="none"/>
+        </w:rPr>
+      </w:pPr>
+      <w:r>
+        <w:rPr>
+          <w:rFonts w:ascii="Aptos" w:eastAsia="Times New Roman" w:hAnsi="Aptos" w:cs="Segoe UI"/>
+          <w:b/>
+          <w:bCs/>
+          <w:color w:val="000000"/>
+          <w:kern w:val="0"/>
+          <w:szCs w:val="24"/>
+          <w14:ligatures w14:val="none"/>
+        </w:rPr>
+        <w:t xml:space="preserve">Question </w:t>
+      </w:r>
+      <w:r>
+        <w:rPr>
+          <w:rFonts w:ascii="Aptos" w:eastAsia="Times New Roman" w:hAnsi="Aptos" w:cs="Segoe UI"/>
+          <w:b/>
+          <w:bCs/>
+          <w:color w:val="000000"/>
+          <w:kern w:val="0"/>
+          <w:szCs w:val="24"/>
+          <w14:ligatures w14:val="none"/>
+        </w:rPr>
+        <w:t>7</w:t>
+      </w:r>
+      <w:r>
+        <w:rPr>
+          <w:rFonts w:ascii="Aptos" w:eastAsia="Times New Roman" w:hAnsi="Aptos" w:cs="Segoe UI"/>
+          <w:b/>
+          <w:bCs/>
+          <w:color w:val="000000"/>
+          <w:kern w:val="0"/>
+          <w:szCs w:val="24"/>
+          <w14:ligatures w14:val="none"/>
+        </w:rPr>
         <w:t xml:space="preserve"> (imageability)</w:t>
       </w:r>
     </w:p>
@@ -212,19 +623,19 @@
           <w:szCs w:val="24"/>
           <w14:ligatures w14:val="none"/>
         </w:rPr>
-        <w:t>3</w:t>
-      </w:r>
-      <w:r>
-        <w:rPr>
-          <w:rFonts w:ascii="Aptos" w:eastAsia="Times New Roman" w:hAnsi="Aptos" w:cs="Segoe UI"/>
-          <w:b/>
-          <w:bCs/>
-          <w:color w:val="000000"/>
-          <w:kern w:val="0"/>
-          <w:szCs w:val="24"/>
-          <w14:ligatures w14:val="none"/>
-        </w:rPr>
-        <w:t xml:space="preserve"> (perceived general frequency)</w:t>
+        <w:t xml:space="preserve">8 </w:t>
+      </w:r>
+      <w:r>
+        <w:rPr>
+          <w:rFonts w:ascii="Aptos" w:eastAsia="Times New Roman" w:hAnsi="Aptos" w:cs="Segoe UI"/>
+          <w:b/>
+          <w:bCs/>
+          <w:color w:val="000000"/>
+          <w:kern w:val="0"/>
+          <w:szCs w:val="24"/>
+          <w14:ligatures w14:val="none"/>
+        </w:rPr>
+        <w:t>(perceived general frequency)</w:t>
       </w:r>
     </w:p>
     <w:p>
@@ -269,373 +680,38 @@
         <w:textAlignment w:val="baseline"/>
         <w:rPr>
           <w:rFonts w:ascii="Aptos" w:eastAsia="Times New Roman" w:hAnsi="Aptos" w:cs="Segoe UI"/>
-          <w:b/>
-          <w:bCs/>
-          <w:color w:val="000000"/>
-          <w:kern w:val="0"/>
-          <w:szCs w:val="24"/>
-          <w14:ligatures w14:val="none"/>
-        </w:rPr>
-      </w:pPr>
-      <w:r>
-        <w:rPr>
-          <w:rFonts w:ascii="Aptos" w:eastAsia="Times New Roman" w:hAnsi="Aptos" w:cs="Segoe UI"/>
-          <w:b/>
-          <w:bCs/>
-          <w:color w:val="000000"/>
-          <w:kern w:val="0"/>
-          <w:szCs w:val="24"/>
-          <w14:ligatures w14:val="none"/>
-        </w:rPr>
-        <w:t xml:space="preserve">Question </w:t>
-      </w:r>
-      <w:r>
-        <w:rPr>
-          <w:rFonts w:ascii="Aptos" w:eastAsia="Times New Roman" w:hAnsi="Aptos" w:cs="Segoe UI"/>
-          <w:b/>
-          <w:bCs/>
-          <w:color w:val="000000"/>
-          <w:kern w:val="0"/>
-          <w:szCs w:val="24"/>
-          <w14:ligatures w14:val="none"/>
-        </w:rPr>
-        <w:t xml:space="preserve">4 </w:t>
-      </w:r>
-      <w:r>
-        <w:rPr>
-          <w:rFonts w:ascii="Aptos" w:eastAsia="Times New Roman" w:hAnsi="Aptos" w:cs="Segoe UI"/>
-          <w:b/>
-          <w:bCs/>
-          <w:color w:val="000000"/>
-          <w:kern w:val="0"/>
-          <w:szCs w:val="24"/>
-          <w14:ligatures w14:val="none"/>
-        </w:rPr>
-        <w:t>(valence)</w:t>
-      </w:r>
-    </w:p>
-    <w:p>
-      <w:pPr>
-        <w:shd w:val="clear" w:color="auto" w:fill="FFFFFF"/>
-        <w:textAlignment w:val="baseline"/>
-        <w:rPr>
-          <w:rFonts w:ascii="Aptos" w:eastAsia="Times New Roman" w:hAnsi="Aptos" w:cs="Segoe UI"/>
-          <w:color w:val="000000"/>
-          <w:kern w:val="0"/>
-          <w:szCs w:val="24"/>
-          <w14:ligatures w14:val="none"/>
-        </w:rPr>
-      </w:pPr>
-      <w:r>
-        <w:rPr>
-          <w:rFonts w:ascii="Aptos" w:eastAsia="Times New Roman" w:hAnsi="Aptos" w:cs="Segoe UI"/>
-          <w:color w:val="000000"/>
-          <w:kern w:val="0"/>
-          <w:szCs w:val="24"/>
-          <w14:ligatures w14:val="none"/>
-        </w:rPr>
-        <w:t xml:space="preserve">How much does the sentence make you feel happy, pleased, content, and/or hopeful? </w:t>
-      </w:r>
-    </w:p>
-    <w:p>
-      <w:pPr>
-        <w:shd w:val="clear" w:color="auto" w:fill="FFFFFF"/>
-        <w:textAlignment w:val="baseline"/>
-        <w:rPr>
-          <w:rFonts w:ascii="Aptos" w:eastAsia="Times New Roman" w:hAnsi="Aptos" w:cs="Segoe UI"/>
-          <w:color w:val="000000"/>
-          <w:kern w:val="0"/>
-          <w:szCs w:val="24"/>
-          <w14:ligatures w14:val="none"/>
-        </w:rPr>
-      </w:pPr>
-    </w:p>
-    <w:p>
-      <w:pPr>
-        <w:shd w:val="clear" w:color="auto" w:fill="FFFFFF"/>
-        <w:textAlignment w:val="baseline"/>
-        <w:rPr>
-          <w:rFonts w:ascii="Aptos" w:eastAsia="Times New Roman" w:hAnsi="Aptos" w:cs="Segoe UI"/>
-          <w:b/>
-          <w:bCs/>
-          <w:color w:val="000000"/>
-          <w:kern w:val="0"/>
-          <w:szCs w:val="24"/>
-          <w14:ligatures w14:val="none"/>
-        </w:rPr>
-      </w:pPr>
-      <w:r>
-        <w:rPr>
-          <w:rFonts w:ascii="Aptos" w:eastAsia="Times New Roman" w:hAnsi="Aptos" w:cs="Segoe UI"/>
-          <w:b/>
-          <w:bCs/>
-          <w:color w:val="000000"/>
-          <w:kern w:val="0"/>
-          <w:szCs w:val="24"/>
-          <w14:ligatures w14:val="none"/>
-        </w:rPr>
-        <w:t xml:space="preserve">Question 5 </w:t>
-      </w:r>
-      <w:r>
-        <w:rPr>
-          <w:rFonts w:ascii="Aptos" w:eastAsia="Times New Roman" w:hAnsi="Aptos" w:cs="Segoe UI"/>
-          <w:b/>
-          <w:bCs/>
-          <w:color w:val="000000"/>
-          <w:kern w:val="0"/>
-          <w:szCs w:val="24"/>
-          <w14:ligatures w14:val="none"/>
-        </w:rPr>
-        <w:t>(arousal)</w:t>
-      </w:r>
-    </w:p>
-    <w:p>
-      <w:pPr>
-        <w:shd w:val="clear" w:color="auto" w:fill="FFFFFF"/>
-        <w:textAlignment w:val="baseline"/>
-        <w:rPr>
-          <w:rFonts w:ascii="Aptos" w:eastAsia="Times New Roman" w:hAnsi="Aptos" w:cs="Segoe UI"/>
-          <w:color w:val="000000"/>
-          <w:kern w:val="0"/>
-          <w:szCs w:val="24"/>
-          <w14:ligatures w14:val="none"/>
-        </w:rPr>
-      </w:pPr>
-      <w:r>
-        <w:rPr>
-          <w:rFonts w:ascii="Aptos" w:eastAsia="Times New Roman" w:hAnsi="Aptos" w:cs="Segoe UI"/>
-          <w:color w:val="000000"/>
-          <w:kern w:val="0"/>
-          <w:szCs w:val="24"/>
-          <w14:ligatures w14:val="none"/>
-        </w:rPr>
-        <w:t xml:space="preserve">How much does the sentence make you feel stimulated, excited, frenzied, wide-awake, and/or aroused? </w:t>
-      </w:r>
-    </w:p>
-    <w:p>
-      <w:pPr>
-        <w:shd w:val="clear" w:color="auto" w:fill="FFFFFF"/>
-        <w:textAlignment w:val="baseline"/>
-        <w:rPr>
-          <w:rFonts w:ascii="Aptos" w:eastAsia="Times New Roman" w:hAnsi="Aptos" w:cs="Segoe UI"/>
-          <w:color w:val="000000"/>
-          <w:kern w:val="0"/>
-          <w:szCs w:val="24"/>
-          <w14:ligatures w14:val="none"/>
-        </w:rPr>
-      </w:pPr>
-    </w:p>
-    <w:p>
-      <w:pPr>
-        <w:shd w:val="clear" w:color="auto" w:fill="FFFFFF"/>
-        <w:textAlignment w:val="baseline"/>
-        <w:rPr>
-          <w:rFonts w:ascii="Aptos" w:eastAsia="Times New Roman" w:hAnsi="Aptos" w:cs="Segoe UI"/>
-          <w:b/>
-          <w:bCs/>
-          <w:color w:val="000000"/>
-          <w:kern w:val="0"/>
-          <w:szCs w:val="24"/>
-          <w14:ligatures w14:val="none"/>
-        </w:rPr>
-      </w:pPr>
-      <w:r>
-        <w:rPr>
-          <w:rFonts w:ascii="Aptos" w:eastAsia="Times New Roman" w:hAnsi="Aptos" w:cs="Segoe UI"/>
-          <w:b/>
-          <w:bCs/>
-          <w:color w:val="000000"/>
-          <w:kern w:val="0"/>
-          <w:szCs w:val="24"/>
-          <w14:ligatures w14:val="none"/>
-        </w:rPr>
-        <w:t>Question 6 (</w:t>
-      </w:r>
-      <w:r>
-        <w:rPr>
-          <w:rFonts w:ascii="Aptos" w:eastAsia="Times New Roman" w:hAnsi="Aptos" w:cs="Segoe UI"/>
-          <w:b/>
-          <w:bCs/>
-          <w:color w:val="000000"/>
-          <w:kern w:val="0"/>
-          <w:szCs w:val="24"/>
-          <w14:ligatures w14:val="none"/>
-        </w:rPr>
-        <w:t>mental states)</w:t>
-      </w:r>
-    </w:p>
-    <w:p>
-      <w:pPr>
-        <w:shd w:val="clear" w:color="auto" w:fill="FFFFFF"/>
-        <w:textAlignment w:val="baseline"/>
-        <w:rPr>
-          <w:rFonts w:ascii="Aptos" w:eastAsia="Times New Roman" w:hAnsi="Aptos" w:cs="Segoe UI"/>
-          <w:color w:val="000000"/>
-          <w:kern w:val="0"/>
-          <w:szCs w:val="24"/>
-          <w14:ligatures w14:val="none"/>
-        </w:rPr>
-      </w:pPr>
-      <w:r>
-        <w:rPr>
-          <w:rFonts w:ascii="Aptos" w:eastAsia="Times New Roman" w:hAnsi="Aptos" w:cs="Segoe UI"/>
-          <w:color w:val="000000"/>
-          <w:kern w:val="0"/>
-          <w:szCs w:val="24"/>
-          <w14:ligatures w14:val="none"/>
-        </w:rPr>
-        <w:t xml:space="preserve">How much does the sentence make you think of other people’s experiences, thoughts, beliefs, desires, and/or emotions? </w:t>
-      </w:r>
-    </w:p>
-    <w:p>
-      <w:pPr>
-        <w:shd w:val="clear" w:color="auto" w:fill="FFFFFF"/>
-        <w:textAlignment w:val="baseline"/>
-        <w:rPr>
-          <w:rFonts w:ascii="Aptos" w:eastAsia="Times New Roman" w:hAnsi="Aptos" w:cs="Segoe UI"/>
-          <w:color w:val="000000"/>
-          <w:kern w:val="0"/>
-          <w:szCs w:val="24"/>
-          <w14:ligatures w14:val="none"/>
-        </w:rPr>
-      </w:pPr>
-    </w:p>
-    <w:p>
-      <w:pPr>
-        <w:shd w:val="clear" w:color="auto" w:fill="FFFFFF"/>
-        <w:textAlignment w:val="baseline"/>
-        <w:rPr>
-          <w:rFonts w:ascii="Aptos" w:eastAsia="Times New Roman" w:hAnsi="Aptos" w:cs="Segoe UI"/>
-          <w:b/>
-          <w:bCs/>
-          <w:color w:val="000000"/>
-          <w:kern w:val="0"/>
-          <w:szCs w:val="24"/>
-          <w14:ligatures w14:val="none"/>
-        </w:rPr>
-      </w:pPr>
-      <w:r>
-        <w:rPr>
-          <w:rFonts w:ascii="Aptos" w:eastAsia="Times New Roman" w:hAnsi="Aptos" w:cs="Segoe UI"/>
-          <w:b/>
-          <w:bCs/>
-          <w:color w:val="000000"/>
-          <w:kern w:val="0"/>
-          <w:szCs w:val="24"/>
-          <w14:ligatures w14:val="none"/>
-        </w:rPr>
-        <w:t xml:space="preserve">Question 7 </w:t>
-      </w:r>
-      <w:r>
-        <w:rPr>
-          <w:rFonts w:ascii="Aptos" w:eastAsia="Times New Roman" w:hAnsi="Aptos" w:cs="Segoe UI"/>
-          <w:b/>
-          <w:bCs/>
-          <w:color w:val="000000"/>
-          <w:kern w:val="0"/>
-          <w:szCs w:val="24"/>
-          <w14:ligatures w14:val="none"/>
-        </w:rPr>
-        <w:t>(physical states)</w:t>
-      </w:r>
-    </w:p>
-    <w:p>
-      <w:pPr>
-        <w:shd w:val="clear" w:color="auto" w:fill="FFFFFF"/>
-        <w:textAlignment w:val="baseline"/>
-        <w:rPr>
-          <w:rFonts w:ascii="Aptos" w:eastAsia="Times New Roman" w:hAnsi="Aptos" w:cs="Segoe UI"/>
-          <w:color w:val="000000"/>
-          <w:kern w:val="0"/>
-          <w:szCs w:val="24"/>
-          <w14:ligatures w14:val="none"/>
-        </w:rPr>
-      </w:pPr>
-      <w:r>
-        <w:rPr>
-          <w:rFonts w:ascii="Aptos" w:eastAsia="Times New Roman" w:hAnsi="Aptos" w:cs="Segoe UI"/>
-          <w:color w:val="000000"/>
-          <w:kern w:val="0"/>
-          <w:szCs w:val="24"/>
-          <w14:ligatures w14:val="none"/>
-        </w:rPr>
-        <w:t xml:space="preserve">How much does the sentence make you think of physical objects and/or physical causal interactions? </w:t>
-      </w:r>
-    </w:p>
-    <w:p>
-      <w:pPr>
-        <w:shd w:val="clear" w:color="auto" w:fill="FFFFFF"/>
-        <w:textAlignment w:val="baseline"/>
-        <w:rPr>
-          <w:rFonts w:ascii="Aptos" w:eastAsia="Times New Roman" w:hAnsi="Aptos" w:cs="Segoe UI"/>
-          <w:color w:val="000000"/>
-          <w:kern w:val="0"/>
-          <w:szCs w:val="24"/>
-          <w14:ligatures w14:val="none"/>
-        </w:rPr>
-      </w:pPr>
-    </w:p>
-    <w:p>
-      <w:pPr>
-        <w:shd w:val="clear" w:color="auto" w:fill="FFFFFF"/>
-        <w:textAlignment w:val="baseline"/>
-        <w:rPr>
-          <w:rFonts w:ascii="Aptos" w:eastAsia="Times New Roman" w:hAnsi="Aptos" w:cs="Segoe UI"/>
-          <w:b/>
-          <w:bCs/>
-          <w:color w:val="000000"/>
-          <w:kern w:val="0"/>
-          <w:szCs w:val="24"/>
-          <w14:ligatures w14:val="none"/>
-        </w:rPr>
-      </w:pPr>
-      <w:r>
-        <w:rPr>
-          <w:rFonts w:ascii="Aptos" w:eastAsia="Times New Roman" w:hAnsi="Aptos" w:cs="Segoe UI"/>
-          <w:b/>
-          <w:bCs/>
-          <w:color w:val="000000"/>
-          <w:kern w:val="0"/>
-          <w:szCs w:val="24"/>
-          <w14:ligatures w14:val="none"/>
-        </w:rPr>
-        <w:t xml:space="preserve">Question 8 </w:t>
-      </w:r>
-      <w:r>
-        <w:rPr>
-          <w:rFonts w:ascii="Aptos" w:eastAsia="Times New Roman" w:hAnsi="Aptos" w:cs="Segoe UI"/>
-          <w:b/>
-          <w:bCs/>
-          <w:color w:val="000000"/>
-          <w:kern w:val="0"/>
-          <w:szCs w:val="24"/>
-          <w14:ligatures w14:val="none"/>
-        </w:rPr>
-        <w:t>(places)</w:t>
-      </w:r>
-    </w:p>
-    <w:p>
-      <w:pPr>
-        <w:shd w:val="clear" w:color="auto" w:fill="FFFFFF"/>
-        <w:textAlignment w:val="baseline"/>
-        <w:rPr>
-          <w:rFonts w:ascii="Aptos" w:eastAsia="Times New Roman" w:hAnsi="Aptos" w:cs="Segoe UI"/>
-          <w:color w:val="000000"/>
-          <w:kern w:val="0"/>
-          <w:szCs w:val="24"/>
-          <w14:ligatures w14:val="none"/>
-        </w:rPr>
-      </w:pPr>
-      <w:r>
-        <w:rPr>
-          <w:rFonts w:ascii="Aptos" w:eastAsia="Times New Roman" w:hAnsi="Aptos" w:cs="Segoe UI"/>
-          <w:color w:val="000000"/>
-          <w:kern w:val="0"/>
-          <w:szCs w:val="24"/>
-          <w14:ligatures w14:val="none"/>
-        </w:rPr>
-        <w:t xml:space="preserve">How much does the sentence make you think of places, natural scenes and/or environments? </w:t>
-      </w:r>
+          <w:color w:val="000000"/>
+          <w:kern w:val="0"/>
+          <w:szCs w:val="24"/>
+          <w14:ligatures w14:val="none"/>
+        </w:rPr>
+      </w:pPr>
+    </w:p>
+    <w:p>
+      <w:pPr>
+        <w:shd w:val="clear" w:color="auto" w:fill="FFFFFF"/>
+        <w:textAlignment w:val="baseline"/>
+        <w:rPr>
+          <w:rFonts w:ascii="Aptos" w:eastAsia="Times New Roman" w:hAnsi="Aptos" w:cs="Segoe UI"/>
+          <w:color w:val="000000"/>
+          <w:kern w:val="0"/>
+          <w:szCs w:val="24"/>
+          <w14:ligatures w14:val="none"/>
+        </w:rPr>
+      </w:pPr>
+    </w:p>
+    <w:p>
+      <w:pPr>
+        <w:shd w:val="clear" w:color="auto" w:fill="FFFFFF"/>
+        <w:textAlignment w:val="baseline"/>
+        <w:rPr>
+          <w:rFonts w:ascii="Aptos" w:eastAsia="Times New Roman" w:hAnsi="Aptos" w:cs="Segoe UI"/>
+          <w:color w:val="000000"/>
+          <w:kern w:val="0"/>
+          <w:szCs w:val="24"/>
+          <w14:ligatures w14:val="none"/>
+        </w:rPr>
+      </w:pPr>
     </w:p>
     <w:p/>
     <w:sectPr>
